--- a/public/files/family-ai-homework-guide.docx
+++ b/public/files/family-ai-homework-guide.docx
@@ -34,7 +34,7 @@
           <w:color w:val="080808"/>
           <w:sz w:val="21"/>
         </w:rPr>
-        <w:t>家庭 AI 功課指引：三個活動、一份協議、一封家長通告</w:t>
+        <w:t>⚠️ 檔內所有示例均為虛構，不涉及任何真實學生、學校或個案。 本指引為協助工具，不能取代學校本身的功課及 AI 使用政策；如學校已有規則，以學校規則為準</w:t>
       </w:r>
     </w:p>
     <w:p>
@@ -60,7 +60,7 @@
           <w:rFonts w:ascii="Quicksand" w:hAnsi="Quicksand" w:cs="Quicksand" w:eastAsia="Noto Sans TC"/>
           <w:sz w:val="21"/>
         </w:rPr>
-        <w:t>三個活動各約 15–20 分鐘，可分開在不同日子進行。</w:t>
+        <w:t>三個活動各約 15–20 分鐘，可分開在不同日子進行</w:t>
       </w:r>
     </w:p>
     <w:p>
@@ -72,7 +72,7 @@
           <w:rFonts w:ascii="Quicksand" w:hAnsi="Quicksand" w:cs="Quicksand" w:eastAsia="Noto Sans TC"/>
           <w:sz w:val="21"/>
         </w:rPr>
-        <w:t>只需紙筆，毋須任何帳戶或特別器材。</w:t>
+        <w:t>只需紙筆，毋須任何帳戶或特別器材</w:t>
       </w:r>
     </w:p>
     <w:p>
@@ -84,7 +84,7 @@
           <w:rFonts w:ascii="Quicksand" w:hAnsi="Quicksand" w:cs="Quicksand" w:eastAsia="Noto Sans TC"/>
           <w:sz w:val="21"/>
         </w:rPr>
-        <w:t>完成三個活動後，一起簽署「家庭功課協議」。</w:t>
+        <w:t>完成三個活動後，一起簽署「家庭功課協議」</w:t>
       </w:r>
     </w:p>
     <w:p>
@@ -96,7 +96,7 @@
           <w:rFonts w:ascii="Quicksand" w:hAnsi="Quicksand" w:cs="Quicksand" w:eastAsia="Noto Sans TC"/>
           <w:sz w:val="21"/>
         </w:rPr>
-        <w:t>教師或家校統籌可把「家長通告」改成學校版本後派發。</w:t>
+        <w:t>教師或家校統籌可把「家長通告」改成學校版本後派發</w:t>
       </w:r>
     </w:p>
     <w:p>
@@ -122,7 +122,7 @@
           <w:rFonts w:ascii="Quicksand" w:hAnsi="Quicksand" w:cs="Quicksand" w:eastAsia="Noto Sans TC"/>
           <w:sz w:val="21"/>
         </w:rPr>
-        <w:t>選一條孩子尚未做過的功課題。</w:t>
+        <w:t>選一條孩子尚未做過的功課題</w:t>
       </w:r>
     </w:p>
     <w:p>
@@ -134,7 +134,7 @@
           <w:rFonts w:ascii="Quicksand" w:hAnsi="Quicksand" w:cs="Quicksand" w:eastAsia="Noto Sans TC"/>
           <w:sz w:val="21"/>
         </w:rPr>
-        <w:t>孩子先用自己的方法試做（3–5 分鐘），在下框分別寫下「想到的方法」與「卡住的位置」。</w:t>
+        <w:t>孩子先用自己的方法試做（3–5 分鐘），在下框分別寫下「想到的方法」與「卡住的位置」</w:t>
       </w:r>
     </w:p>
     <w:p>
@@ -146,7 +146,7 @@
           <w:rFonts w:ascii="Quicksand" w:hAnsi="Quicksand" w:cs="Quicksand" w:eastAsia="Noto Sans TC"/>
           <w:sz w:val="21"/>
         </w:rPr>
-        <w:t>家長只問「你試過什麼？」，不直接給答案。</w:t>
+        <w:t>家長只問「你試過什麼？」，不直接給答案</w:t>
       </w:r>
     </w:p>
     <w:p>
@@ -194,7 +194,7 @@
           <w:rFonts w:ascii="Quicksand" w:hAnsi="Quicksand" w:cs="Quicksand" w:eastAsia="Noto Sans TC"/>
           <w:sz w:val="21"/>
         </w:rPr>
-        <w:t>家長扮演「AI 助手」，孩子扮演「求助的學生」。</w:t>
+        <w:t>家長扮演「AI 助手」，孩子扮演「求助的學生」</w:t>
       </w:r>
     </w:p>
     <w:p>
@@ -206,7 +206,7 @@
           <w:rFonts w:ascii="Quicksand" w:hAnsi="Quicksand" w:cs="Quicksand" w:eastAsia="Noto Sans TC"/>
           <w:sz w:val="21"/>
         </w:rPr>
-        <w:t>孩子練習用下面的句式提問（可先照讀，再用自己的話改寫）。</w:t>
+        <w:t>孩子練習用下面的句式提問（可先照讀，再用自己的話改寫）</w:t>
       </w:r>
     </w:p>
     <w:p>
@@ -218,7 +218,7 @@
           <w:rFonts w:ascii="Quicksand" w:hAnsi="Quicksand" w:cs="Quicksand" w:eastAsia="Noto Sans TC"/>
           <w:sz w:val="21"/>
         </w:rPr>
-        <w:t>家長按句式回答：只解釋步驟，不代做。</w:t>
+        <w:t>家長按句式回答：只解釋步驟，不代做</w:t>
       </w:r>
     </w:p>
     <w:p>
@@ -230,7 +230,7 @@
           <w:rFonts w:ascii="Quicksand" w:hAnsi="Quicksand" w:cs="Quicksand" w:eastAsia="Noto Sans TC"/>
           <w:sz w:val="21"/>
         </w:rPr>
-        <w:t>交換角色一次，讓孩子看到「好的提問」長什麼樣。</w:t>
+        <w:t>交換角色一次，讓孩子看到「好的提問」長什麼樣</w:t>
       </w:r>
     </w:p>
     <w:p>
@@ -300,7 +300,7 @@
           <w:rFonts w:ascii="Quicksand" w:hAnsi="Quicksand" w:cs="Quicksand" w:eastAsia="Noto Sans TC"/>
           <w:sz w:val="21"/>
         </w:rPr>
-        <w:t>家長預先準備一個「有錯的答案」（可用下面的虛構例子，或從孩子自己的功課自製一個）。</w:t>
+        <w:t>家長預先準備一個「有錯的答案」（可用下面的虛構例子，或從孩子自己的功課自製一個）</w:t>
       </w:r>
     </w:p>
     <w:p>
@@ -312,7 +312,7 @@
           <w:rFonts w:ascii="Quicksand" w:hAnsi="Quicksand" w:cs="Quicksand" w:eastAsia="Noto Sans TC"/>
           <w:sz w:val="21"/>
         </w:rPr>
-        <w:t>孩子把答案與題目對照，找出錯處並用自己的話解釋。</w:t>
+        <w:t>孩子把答案與題目對照，找出錯處並用自己的話解釋</w:t>
       </w:r>
     </w:p>
     <w:p>
@@ -323,7 +323,7 @@
           <w:color w:val="080808"/>
           <w:sz w:val="21"/>
         </w:rPr>
-        <w:t>虛構例子（某小學 P3 班） 題目：24 ÷ 4 + 2 = ? 孩子收到的「AI 答案」：24 ÷ (4 + 2) = 24 ÷ 6 = 4 請找出錯在哪裏，並寫出正確答案。</w:t>
+        <w:t>虛構例子（某小學 P3 班） 題目：24 ÷ 4 + 2 = ? 孩子收到的「AI 答案」：24 ÷ (4 + 2) = 24 ÷ 6 = 4 請找出錯在哪裏，並寫出正確答案</w:t>
       </w:r>
     </w:p>
     <w:p>
@@ -370,7 +370,7 @@
           <w:color w:val="080808"/>
           <w:sz w:val="21"/>
         </w:rPr>
-        <w:t>一家人一起讀出下面各項，同意後在方格打勾，再補上學校名稱、班別與日期並簽署。</w:t>
+        <w:t>一家人一起讀出下面各項，同意後在方格打勾，再補上學校名稱、班別與日期並簽署</w:t>
       </w:r>
     </w:p>
     <w:p>
@@ -381,7 +381,7 @@
           <w:color w:val="080808"/>
           <w:sz w:val="21"/>
         </w:rPr>
-        <w:t>□ 先自己試 —— 我會先自己嘗試，再決定要不要求助 AI。</w:t>
+        <w:t>□ 先自己試 —— 我會先自己嘗試，再決定要不要求助 AI</w:t>
       </w:r>
     </w:p>
     <w:p>
@@ -392,7 +392,7 @@
           <w:color w:val="080808"/>
           <w:sz w:val="21"/>
         </w:rPr>
-        <w:t>□ 求助不求答 —— 我向 AI 提問時會要求「解釋步驟」，不直接索取答案。</w:t>
+        <w:t>□ 求助不求答 —— 我向 AI 提問時會要求「解釋步驟」，不直接索取答案</w:t>
       </w:r>
     </w:p>
     <w:p>
@@ -403,7 +403,7 @@
           <w:color w:val="080808"/>
           <w:sz w:val="21"/>
         </w:rPr>
-        <w:t>□ 檢查才使用 —— 使用 AI 給出的答案前，我會先檢查它對不對、合不合適。</w:t>
+        <w:t>□ 檢查才使用 —— 使用 AI 給出的答案前，我會先檢查它對不對、合不合適</w:t>
       </w:r>
     </w:p>
     <w:p>
@@ -414,7 +414,7 @@
           <w:color w:val="080808"/>
           <w:sz w:val="21"/>
         </w:rPr>
-        <w:t>□ 如實說明 —— 我用了 AI 時，會按學校規則告訴老師或家長。</w:t>
+        <w:t>□ 如實說明 —— 我用了 AI 時，會按學校規則告訴老師或家長</w:t>
       </w:r>
     </w:p>
     <w:p>
@@ -436,7 +436,7 @@
           <w:color w:val="080808"/>
           <w:sz w:val="21"/>
         </w:rPr>
-        <w:t>□ 以學校規則為準 —— 如學校另有功課或 AI 使用規則，以學校規則為準。</w:t>
+        <w:t>□ 以學校規則為準 —— 如學校另有功課或 AI 使用規則，以學校規則為準</w:t>
       </w:r>
     </w:p>
     <w:p>
@@ -516,7 +516,7 @@
           <w:color w:val="080808"/>
           <w:sz w:val="21"/>
         </w:rPr>
-        <w:t>本校現隨通告附上《家庭 AI 功課指引》，內容包括三個在家進行的親子活動（每個約 15–20 分鐘，毋須帳戶或器材）、一份家庭功課協議及使用建議。</w:t>
+        <w:t>本校現隨通告附上《家庭 AI 功課指引》，內容包括三個在家進行的親子活動（每個約 15–20 分鐘，毋須帳戶或器材）、一份家庭功課協議及使用建議</w:t>
       </w:r>
     </w:p>
     <w:p>
@@ -527,7 +527,7 @@
           <w:color w:val="080808"/>
           <w:sz w:val="21"/>
         </w:rPr>
-        <w:t>隨著人工智能工具日益普及，孩子在功課上接觸 AI 的機會增加。我們希望家校配合，協助孩子建立正確習慣：先自己嘗試、請求幫助而非答案、檢查後才使用。</w:t>
+        <w:t>隨著人工智能工具日益普及，孩子在功課上接觸 AI 的機會增加。我們希望家校配合，協助孩子建立正確習慣：先自己嘗試、請求幫助而非答案、檢查後才使用</w:t>
       </w:r>
     </w:p>
     <w:p>
@@ -538,7 +538,7 @@
           <w:color w:val="080808"/>
           <w:sz w:val="21"/>
         </w:rPr>
-        <w:t>家長可與孩子在家中完成三個活動並簽署家庭功課協議。此指引屬輔助性質，如與本校既定的功課或 AI 使用政策有出入，請以本校政策為準。</w:t>
+        <w:t>家長可與孩子在家中完成三個活動並簽署家庭功課協議。此指引屬輔助性質，如與本校既定的功課或 AI 使用政策有出入，請以本校政策為準</w:t>
       </w:r>
     </w:p>
     <w:p>
@@ -549,7 +549,7 @@
           <w:color w:val="080808"/>
           <w:sz w:val="21"/>
         </w:rPr>
-        <w:t>如有疑問，請聯絡班主任或負責老師：＿＿＿＿＿＿（電話：＿＿＿＿＿＿）。</w:t>
+        <w:t>如有疑問，請聯絡班主任或負責老師：＿＿＿＿＿＿（電話：＿＿＿＿＿＿）</w:t>
       </w:r>
     </w:p>
     <w:p>
@@ -598,7 +598,7 @@
           <w:rFonts w:ascii="Quicksand" w:hAnsi="Quicksand" w:cs="Quicksand" w:eastAsia="Noto Sans TC"/>
           <w:sz w:val="21"/>
         </w:rPr>
-        <w:t>示範「活動三：檢查答案」（5 分鐘） — 用上面的虛構例子當場示範找出錯處。</w:t>
+        <w:t>示範「活動三：檢查答案」（5 分鐘） — 用上面的虛構例子當場示範找出錯處</w:t>
       </w:r>
     </w:p>
     <w:p>
@@ -610,7 +610,7 @@
           <w:rFonts w:ascii="Quicksand" w:hAnsi="Quicksand" w:cs="Quicksand" w:eastAsia="Noto Sans TC"/>
           <w:sz w:val="21"/>
         </w:rPr>
-        <w:t>分發指引（1 分鐘） — 請家長回家先做「活動一」，再逐日完成其餘活動。</w:t>
+        <w:t>分發指引（1 分鐘） — 請家長回家先做「活動一」，再逐日完成其餘活動</w:t>
       </w:r>
     </w:p>
     <w:p>
@@ -622,7 +622,7 @@
           <w:rFonts w:ascii="Quicksand" w:hAnsi="Quicksand" w:cs="Quicksand" w:eastAsia="Noto Sans TC"/>
           <w:sz w:val="21"/>
         </w:rPr>
-        <w:t>提醒（2 分鐘） — 本指引是協助工具，不能取代學校本身的功課及 AI 使用政策；如學校已有規則，以學校規則為準。</w:t>
+        <w:t>提醒（2 分鐘） — 本指引是協助工具，不能取代學校本身的功課及 AI 使用政策；如學校已有規則，以學校規則為準</w:t>
       </w:r>
     </w:p>
     <w:p>
@@ -734,7 +734,7 @@
                 <w:rFonts w:ascii="Quicksand" w:hAnsi="Quicksand" w:cs="Quicksand" w:eastAsia="Noto Sans TC"/>
                 <w:sz w:val="20"/>
               </w:rPr>
-              <w:t>能在求助前說出「我試過什麼、卡在哪裏」。</w:t>
+              <w:t>能在求助前說出「我試過什麼、卡在哪裏」</w:t>
             </w:r>
           </w:p>
         </w:tc>
@@ -781,7 +781,7 @@
                 <w:rFonts w:ascii="Quicksand" w:hAnsi="Quicksand" w:cs="Quicksand" w:eastAsia="Noto Sans TC"/>
                 <w:sz w:val="20"/>
               </w:rPr>
-              <w:t>提問包含「卡住的位置」與「要求解釋而非答案」。</w:t>
+              <w:t>提問包含「卡住的位置」與「要求解釋而非答案」</w:t>
             </w:r>
           </w:p>
         </w:tc>
@@ -828,7 +828,7 @@
                 <w:rFonts w:ascii="Quicksand" w:hAnsi="Quicksand" w:cs="Quicksand" w:eastAsia="Noto Sans TC"/>
                 <w:sz w:val="20"/>
               </w:rPr>
-              <w:t>能指出錯處並用自己的話解釋，而非只說「這是錯的」。</w:t>
+              <w:t>能指出錯處並用自己的話解釋，而非只說「這是錯的」</w:t>
             </w:r>
           </w:p>
         </w:tc>
@@ -875,7 +875,7 @@
                 <w:rFonts w:ascii="Quicksand" w:hAnsi="Quicksand" w:cs="Quicksand" w:eastAsia="Noto Sans TC"/>
                 <w:sz w:val="20"/>
               </w:rPr>
-              <w:t>一家人共同讀出、補上學校名稱並簽署。</w:t>
+              <w:t>一家人共同讀出、補上學校名稱並簽署</w:t>
             </w:r>
           </w:p>
         </w:tc>
@@ -904,7 +904,7 @@
           <w:color w:val="080808"/>
           <w:sz w:val="21"/>
         </w:rPr>
-        <w:t>虛構例子的答案：題目「24 ÷ 4 + 2」應先乘除後加減，即先計 24 ÷ 4 = 6，再加 2，正確答案為 8。錯誤答案擅自加了括號，改變了運算次序。</w:t>
+        <w:t>虛構例子的答案：題目「24 ÷ 4 + 2」應先乘除後加減，即先計 24 ÷ 4 = 6，再加 2，正確答案為 8。錯誤答案擅自加了括號，改變了運算次序</w:t>
       </w:r>
     </w:p>
     <w:p>
@@ -915,43 +915,7 @@
           <w:color w:val="080808"/>
           <w:sz w:val="21"/>
         </w:rPr>
-        <w:t>核心觀念：「求助」與「代做」的分別，是孩子有否先自己嘗試、有沒有要求「解釋」而非「答案」。 習慣的口訣是：先自己試 → 請求幫助 → 檢查才用。</w:t>
-      </w:r>
-    </w:p>
-    <w:p>
-      <w:pPr>
-        <w:spacing w:before="240" w:after="80"/>
-      </w:pPr>
-      <w:r>
-        <w:rPr>
-          <w:rFonts w:ascii="Quicksand" w:hAnsi="Quicksand" w:cs="Quicksand" w:eastAsia="Noto Sans TC"/>
-          <w:b/>
-          <w:color w:val="E10707"/>
-          <w:sz w:val="28"/>
-        </w:rPr>
-        <w:t>與 EDB 框架的關係</w:t>
-      </w:r>
-    </w:p>
-    <w:p>
-      <w:r>
-        <w:rPr>
-          <w:rFonts w:ascii="Quicksand" w:hAnsi="Quicksand" w:cs="Quicksand" w:eastAsia="Noto Sans TC"/>
-          <w:b w:val="0"/>
-          <w:color w:val="080808"/>
-          <w:sz w:val="21"/>
-        </w:rPr>
-        <w:t>對應 B（《中小學數字教育發展藍圖》三摺頁，p.1） 的家校合作要求，以及 F（《中小學人工智能素養學習架構》，p.1-8） 對初小階段須由成人陪同使用 AI 的要求。</w:t>
-      </w:r>
-    </w:p>
-    <w:p>
-      <w:r>
-        <w:rPr>
-          <w:rFonts w:ascii="Quicksand" w:hAnsi="Quicksand" w:cs="Quicksand" w:eastAsia="Noto Sans TC"/>
-          <w:b w:val="0"/>
-          <w:color w:val="080808"/>
-          <w:sz w:val="21"/>
-        </w:rPr>
-        <w:t>本指引為 Beets 獨立製作的教學資源，並非 EDB 官方文件，也不能取代學校本身的功課及 AI 使用政策。</w:t>
+        <w:t>核心觀念：「求助」與「代做」的分別，是孩子有否先自己嘗試、有沒有要求「解釋」而非「答案」。 習慣的口訣是：先自己試 → 請求幫助 → 檢查才用</w:t>
       </w:r>
     </w:p>
     <w:sectPr>

--- a/public/files/family-ai-homework-guide.docx
+++ b/public/files/family-ai-homework-guide.docx
@@ -447,7 +447,7 @@
           <w:color w:val="080808"/>
           <w:sz w:val="21"/>
         </w:rPr>
-        <w:t>學校名稱： 班別： 日期：</w:t>
+        <w:t>學校名稱 School name： 班別 Class： 日期 Date：</w:t>
       </w:r>
     </w:p>
     <w:p>
@@ -458,7 +458,7 @@
           <w:color w:val="080808"/>
           <w:sz w:val="21"/>
         </w:rPr>
-        <w:t>學生簽署： 家長簽署：</w:t>
+        <w:t>學生簽署 Student's signature： 家長簽署 Parent's signature：</w:t>
       </w:r>
     </w:p>
     <w:p>
